--- a/Experts/Anhnt/Document/MQL5 Note/2026 0525 EA V2.docx
+++ b/Experts/Anhnt/Document/MQL5 Note/2026 0525 EA V2.docx
@@ -167,6 +167,9 @@
         </w:numPr>
       </w:pPr>
       <w:r>
+        <w:rPr>
+          <w:noProof/>
+        </w:rPr>
         <w:drawing>
           <wp:anchor distT="0" distB="0" distL="114300" distR="114300" simplePos="0" relativeHeight="251665408" behindDoc="1" locked="0" layoutInCell="1" allowOverlap="1" wp14:anchorId="685AA058" wp14:editId="2BF08E9F">
             <wp:simplePos x="0" y="0"/>
@@ -347,6 +350,9 @@
     </w:p>
     <w:p>
       <w:r>
+        <w:rPr>
+          <w:noProof/>
+        </w:rPr>
         <w:drawing>
           <wp:anchor distT="0" distB="0" distL="114300" distR="114300" simplePos="0" relativeHeight="251664384" behindDoc="1" locked="0" layoutInCell="1" allowOverlap="1" wp14:anchorId="19F32D35" wp14:editId="1341E79E">
             <wp:simplePos x="0" y="0"/>
@@ -409,7 +415,7 @@
           <w:b/>
           <w:bCs/>
         </w:rPr>
-        <w:t>Nguyên t</w:t>
+        <w:t xml:space="preserve">Nguyên </w:t>
       </w:r>
       <w:proofErr w:type="spellStart"/>
       <w:r>
@@ -417,7 +423,7 @@
           <w:b/>
           <w:bCs/>
         </w:rPr>
-        <w:t>ắc</w:t>
+        <w:t>tắc</w:t>
       </w:r>
       <w:proofErr w:type="spellEnd"/>
       <w:r>
@@ -779,7 +785,7 @@
           <w:noProof/>
         </w:rPr>
         <w:drawing>
-          <wp:anchor distT="0" distB="0" distL="114300" distR="114300" simplePos="0" relativeHeight="251658240" behindDoc="1" locked="0" layoutInCell="1" allowOverlap="1" wp14:anchorId="75887A94" wp14:editId="27F2E82D">
+          <wp:anchor distT="0" distB="0" distL="114300" distR="114300" simplePos="0" relativeHeight="251658240" behindDoc="1" locked="0" layoutInCell="1" allowOverlap="1" wp14:anchorId="75887A94" wp14:editId="09CA3F49">
             <wp:simplePos x="0" y="0"/>
             <wp:positionH relativeFrom="margin">
               <wp:posOffset>96286</wp:posOffset>
@@ -1377,7 +1383,7 @@
           <w:noProof/>
         </w:rPr>
         <w:drawing>
-          <wp:anchor distT="0" distB="0" distL="114300" distR="114300" simplePos="0" relativeHeight="251659264" behindDoc="1" locked="0" layoutInCell="1" allowOverlap="1" wp14:anchorId="59A999C8" wp14:editId="3036233F">
+          <wp:anchor distT="0" distB="0" distL="114300" distR="114300" simplePos="0" relativeHeight="251659264" behindDoc="1" locked="0" layoutInCell="1" allowOverlap="1" wp14:anchorId="59A999C8" wp14:editId="34CBCED3">
             <wp:simplePos x="0" y="0"/>
             <wp:positionH relativeFrom="column">
               <wp:posOffset>990600</wp:posOffset>
@@ -1649,7 +1655,7 @@
           <w:noProof/>
         </w:rPr>
         <w:drawing>
-          <wp:anchor distT="0" distB="0" distL="114300" distR="114300" simplePos="0" relativeHeight="251660288" behindDoc="1" locked="0" layoutInCell="1" allowOverlap="1" wp14:anchorId="79D7D76A" wp14:editId="4347AFF5">
+          <wp:anchor distT="0" distB="0" distL="114300" distR="114300" simplePos="0" relativeHeight="251660288" behindDoc="1" locked="0" layoutInCell="1" allowOverlap="1" wp14:anchorId="79D7D76A" wp14:editId="1953896D">
             <wp:simplePos x="0" y="0"/>
             <wp:positionH relativeFrom="column">
               <wp:posOffset>4011</wp:posOffset>
@@ -2194,7 +2200,7 @@
           <w:lang w:val="fr-FR"/>
         </w:rPr>
         <w:drawing>
-          <wp:anchor distT="0" distB="0" distL="114300" distR="114300" simplePos="0" relativeHeight="251661312" behindDoc="1" locked="0" layoutInCell="1" allowOverlap="1" wp14:anchorId="5F516A95" wp14:editId="12DF278A">
+          <wp:anchor distT="0" distB="0" distL="114300" distR="114300" simplePos="0" relativeHeight="251661312" behindDoc="1" locked="0" layoutInCell="1" allowOverlap="1" wp14:anchorId="5F516A95" wp14:editId="58ADA9AF">
             <wp:simplePos x="0" y="0"/>
             <wp:positionH relativeFrom="column">
               <wp:posOffset>0</wp:posOffset>
@@ -2332,9 +2338,12 @@
         <w:pStyle w:val="Heading2"/>
       </w:pPr>
       <w:r>
+        <w:rPr>
+          <w:noProof/>
+        </w:rPr>
         <w:lastRenderedPageBreak/>
         <w:drawing>
-          <wp:anchor distT="0" distB="0" distL="114300" distR="114300" simplePos="0" relativeHeight="251667456" behindDoc="1" locked="0" layoutInCell="1" allowOverlap="1" wp14:anchorId="1AD472DC" wp14:editId="6D9C9432">
+          <wp:anchor distT="0" distB="0" distL="114300" distR="114300" simplePos="0" relativeHeight="251667456" behindDoc="1" locked="0" layoutInCell="1" allowOverlap="1" wp14:anchorId="1AD472DC" wp14:editId="2A389B61">
             <wp:simplePos x="0" y="0"/>
             <wp:positionH relativeFrom="margin">
               <wp:posOffset>1243263</wp:posOffset>
@@ -2401,6 +2410,9 @@
     <w:p/>
     <w:p>
       <w:r>
+        <w:rPr>
+          <w:noProof/>
+        </w:rPr>
         <w:drawing>
           <wp:anchor distT="0" distB="0" distL="114300" distR="114300" simplePos="0" relativeHeight="251668480" behindDoc="1" locked="0" layoutInCell="1" allowOverlap="1" wp14:anchorId="26751083" wp14:editId="0B191428">
             <wp:simplePos x="0" y="0"/>
@@ -2454,6 +2466,9 @@
     </w:p>
     <w:p>
       <w:r>
+        <w:rPr>
+          <w:noProof/>
+        </w:rPr>
         <w:drawing>
           <wp:anchor distT="0" distB="0" distL="114300" distR="114300" simplePos="0" relativeHeight="251666432" behindDoc="1" locked="0" layoutInCell="1" allowOverlap="1" wp14:anchorId="5BAABC39" wp14:editId="44DF834B">
             <wp:simplePos x="0" y="0"/>
@@ -2587,6 +2602,9 @@
     </w:p>
     <w:p>
       <w:r>
+        <w:rPr>
+          <w:noProof/>
+        </w:rPr>
         <w:drawing>
           <wp:anchor distT="0" distB="0" distL="114300" distR="114300" simplePos="0" relativeHeight="251669504" behindDoc="1" locked="0" layoutInCell="1" allowOverlap="1" wp14:anchorId="04955385" wp14:editId="0CB8C09A">
             <wp:simplePos x="0" y="0"/>
@@ -3610,8 +3628,11 @@
     </w:p>
     <w:p>
       <w:r>
+        <w:rPr>
+          <w:noProof/>
+        </w:rPr>
         <w:drawing>
-          <wp:anchor distT="0" distB="0" distL="114300" distR="114300" simplePos="0" relativeHeight="251670528" behindDoc="1" locked="0" layoutInCell="1" allowOverlap="1" wp14:anchorId="53BBFB76" wp14:editId="03FAAC26">
+          <wp:anchor distT="0" distB="0" distL="114300" distR="114300" simplePos="0" relativeHeight="251670528" behindDoc="1" locked="0" layoutInCell="1" allowOverlap="1" wp14:anchorId="53BBFB76" wp14:editId="736CA666">
             <wp:simplePos x="0" y="0"/>
             <wp:positionH relativeFrom="column">
               <wp:posOffset>148389</wp:posOffset>
@@ -5250,23 +5271,7 @@
           <w:b/>
           <w:bCs/>
         </w:rPr>
-        <w:t xml:space="preserve"> </w:t>
-      </w:r>
-      <w:proofErr w:type="spellStart"/>
-      <w:r>
-        <w:rPr>
-          <w:b/>
-          <w:bCs/>
-        </w:rPr>
-        <w:t>trí</w:t>
-      </w:r>
-      <w:proofErr w:type="spellEnd"/>
-      <w:r>
-        <w:rPr>
-          <w:b/>
-          <w:bCs/>
-        </w:rPr>
-        <w:t>:</w:t>
+        <w:t xml:space="preserve"> trí:</w:t>
       </w:r>
     </w:p>
     <w:p>
@@ -5522,7 +5527,7 @@
     <w:p>
       <w:r>
         <w:pict w14:anchorId="7C7AEDC8">
-          <v:rect id="_x0000_i1044" style="width:0;height:1.5pt" o:hralign="center" o:hrstd="t" o:hr="t" fillcolor="#a0a0a0" stroked="f"/>
+          <v:rect id="_x0000_i1025" style="width:0;height:1.5pt" o:hralign="center" o:hrstd="t" o:hr="t" fillcolor="#a0a0a0" stroked="f"/>
         </w:pict>
       </w:r>
     </w:p>
@@ -5856,7 +5861,7 @@
     <w:p>
       <w:r>
         <w:pict w14:anchorId="130117C8">
-          <v:rect id="_x0000_i1045" style="width:0;height:1.5pt" o:hralign="center" o:hrstd="t" o:hr="t" fillcolor="#a0a0a0" stroked="f"/>
+          <v:rect id="_x0000_i1026" style="width:0;height:1.5pt" o:hralign="center" o:hrstd="t" o:hr="t" fillcolor="#a0a0a0" stroked="f"/>
         </w:pict>
       </w:r>
     </w:p>
@@ -7235,6 +7240,9 @@
     </w:p>
     <w:p>
       <w:r>
+        <w:rPr>
+          <w:noProof/>
+        </w:rPr>
         <w:drawing>
           <wp:inline distT="0" distB="0" distL="0" distR="0" wp14:anchorId="7668817B" wp14:editId="2848C283">
             <wp:extent cx="5943600" cy="6490335"/>
@@ -7580,7 +7588,476 @@
     </w:p>
     <w:p/>
     <w:p/>
-    <w:p/>
+    <w:p>
+      <w:pPr>
+        <w:pStyle w:val="Heading1"/>
+      </w:pPr>
+      <w:proofErr w:type="spellStart"/>
+      <w:r>
+        <w:t>TreeView</w:t>
+      </w:r>
+      <w:proofErr w:type="spellEnd"/>
+    </w:p>
+    <w:p>
+      <w:r>
+        <w:rPr>
+          <w:rFonts w:ascii="Arial" w:hAnsi="Arial" w:cs="Arial"/>
+        </w:rPr>
+        <w:t>▼</w:t>
+      </w:r>
+      <w:r>
+        <w:t xml:space="preserve"> Candle Formations</w:t>
+      </w:r>
+    </w:p>
+    <w:p>
+      <w:r>
+        <w:t xml:space="preserve">  </w:t>
+      </w:r>
+      <w:r>
+        <w:rPr>
+          <w:rFonts w:ascii="Arial" w:hAnsi="Arial" w:cs="Arial"/>
+        </w:rPr>
+        <w:t>▼</w:t>
+      </w:r>
+      <w:r>
+        <w:t xml:space="preserve"> </w:t>
+      </w:r>
+      <w:proofErr w:type="gramStart"/>
+      <w:r>
+        <w:t>Single  [</w:t>
+      </w:r>
+      <w:proofErr w:type="gramEnd"/>
+      <w:r>
+        <w:rPr>
+          <w:rFonts w:ascii="Aptos" w:hAnsi="Aptos" w:cs="Aptos"/>
+        </w:rPr>
+        <w:t>☑</w:t>
+      </w:r>
+      <w:r>
+        <w:t xml:space="preserve"> check all]</w:t>
+      </w:r>
+    </w:p>
+    <w:p>
+      <w:r>
+        <w:t xml:space="preserve">      ☑ Shooting Star</w:t>
+      </w:r>
+    </w:p>
+    <w:p>
+      <w:r>
+        <w:t xml:space="preserve">      ☑ Hammer</w:t>
+      </w:r>
+    </w:p>
+    <w:p>
+      <w:r>
+        <w:t xml:space="preserve">      ☑ Inverted Hammer</w:t>
+      </w:r>
+    </w:p>
+    <w:p>
+      <w:r>
+        <w:t xml:space="preserve">      ☑ Hanging Man</w:t>
+      </w:r>
+    </w:p>
+    <w:p>
+      <w:r>
+        <w:t xml:space="preserve">      ☑ </w:t>
+      </w:r>
+      <w:proofErr w:type="spellStart"/>
+      <w:r>
+        <w:t>Doji</w:t>
+      </w:r>
+      <w:proofErr w:type="spellEnd"/>
+    </w:p>
+    <w:p>
+      <w:r>
+        <w:t xml:space="preserve">      ☑ Dragonfly </w:t>
+      </w:r>
+      <w:proofErr w:type="spellStart"/>
+      <w:r>
+        <w:t>Doji</w:t>
+      </w:r>
+      <w:proofErr w:type="spellEnd"/>
+    </w:p>
+    <w:p>
+      <w:r>
+        <w:t xml:space="preserve">      ☑ Gravestone </w:t>
+      </w:r>
+      <w:proofErr w:type="spellStart"/>
+      <w:r>
+        <w:t>Doji</w:t>
+      </w:r>
+      <w:proofErr w:type="spellEnd"/>
+    </w:p>
+    <w:p>
+      <w:r>
+        <w:t xml:space="preserve">  </w:t>
+      </w:r>
+      <w:r>
+        <w:rPr>
+          <w:rFonts w:ascii="Arial" w:hAnsi="Arial" w:cs="Arial"/>
+        </w:rPr>
+        <w:t>▼</w:t>
+      </w:r>
+      <w:r>
+        <w:t xml:space="preserve"> </w:t>
+      </w:r>
+      <w:proofErr w:type="gramStart"/>
+      <w:r>
+        <w:t>Double  [</w:t>
+      </w:r>
+      <w:proofErr w:type="gramEnd"/>
+      <w:r>
+        <w:rPr>
+          <w:rFonts w:ascii="Aptos" w:hAnsi="Aptos" w:cs="Aptos"/>
+        </w:rPr>
+        <w:t>☑</w:t>
+      </w:r>
+      <w:r>
+        <w:t xml:space="preserve"> check all]</w:t>
+      </w:r>
+    </w:p>
+    <w:p>
+      <w:r>
+        <w:t xml:space="preserve">      ☑ Harami</w:t>
+      </w:r>
+    </w:p>
+    <w:p>
+      <w:r>
+        <w:lastRenderedPageBreak/>
+        <w:t xml:space="preserve">      ☑ Harami Cross</w:t>
+      </w:r>
+    </w:p>
+    <w:p>
+      <w:r>
+        <w:t xml:space="preserve">      ... (6 con)</w:t>
+      </w:r>
+    </w:p>
+    <w:p>
+      <w:r>
+        <w:t xml:space="preserve">  </w:t>
+      </w:r>
+      <w:r>
+        <w:rPr>
+          <w:rFonts w:ascii="Arial" w:hAnsi="Arial" w:cs="Arial"/>
+        </w:rPr>
+        <w:t>▼</w:t>
+      </w:r>
+      <w:r>
+        <w:t xml:space="preserve"> </w:t>
+      </w:r>
+      <w:proofErr w:type="gramStart"/>
+      <w:r>
+        <w:t>Triple  [</w:t>
+      </w:r>
+      <w:proofErr w:type="gramEnd"/>
+      <w:r>
+        <w:rPr>
+          <w:rFonts w:ascii="Aptos" w:hAnsi="Aptos" w:cs="Aptos"/>
+        </w:rPr>
+        <w:t>☑</w:t>
+      </w:r>
+      <w:r>
+        <w:t xml:space="preserve"> check all]</w:t>
+      </w:r>
+    </w:p>
+    <w:p>
+      <w:r>
+        <w:t xml:space="preserve">      ☑ Morning Star</w:t>
+      </w:r>
+    </w:p>
+    <w:p>
+      <w:r>
+        <w:t xml:space="preserve">      ... (10 con)</w:t>
+      </w:r>
+    </w:p>
+    <w:p>
+      <w:r>
+        <w:rPr>
+          <w:rFonts w:ascii="Arial" w:hAnsi="Arial" w:cs="Arial"/>
+        </w:rPr>
+        <w:t>▼</w:t>
+      </w:r>
+      <w:r>
+        <w:t xml:space="preserve"> Price Action</w:t>
+      </w:r>
+    </w:p>
+    <w:p>
+      <w:r>
+        <w:t xml:space="preserve">  </w:t>
+      </w:r>
+      <w:r>
+        <w:rPr>
+          <w:rFonts w:ascii="Arial" w:hAnsi="Arial" w:cs="Arial"/>
+        </w:rPr>
+        <w:t>▼</w:t>
+      </w:r>
+      <w:r>
+        <w:t xml:space="preserve"> Single PA</w:t>
+      </w:r>
+    </w:p>
+    <w:p>
+      <w:r>
+        <w:t xml:space="preserve">      ☑ Pin Bar</w:t>
+      </w:r>
+    </w:p>
+    <w:p>
+      <w:r>
+        <w:t xml:space="preserve">  </w:t>
+      </w:r>
+      <w:r>
+        <w:rPr>
+          <w:rFonts w:ascii="Arial" w:hAnsi="Arial" w:cs="Arial"/>
+        </w:rPr>
+        <w:t>▼</w:t>
+      </w:r>
+      <w:r>
+        <w:t xml:space="preserve"> Double PA</w:t>
+      </w:r>
+    </w:p>
+    <w:p>
+      <w:r>
+        <w:t xml:space="preserve">      ☑ Outside Bar / Inside Bar / Rails</w:t>
+      </w:r>
+    </w:p>
+    <w:p>
+      <w:pPr>
+        <w:rPr>
+          <w:lang w:val="fr-FR"/>
+        </w:rPr>
+      </w:pPr>
+      <w:r>
+        <w:t xml:space="preserve">  </w:t>
+      </w:r>
+      <w:r>
+        <w:rPr>
+          <w:rFonts w:ascii="Arial" w:hAnsi="Arial" w:cs="Arial"/>
+          <w:lang w:val="fr-FR"/>
+        </w:rPr>
+        <w:t>▼</w:t>
+      </w:r>
+      <w:r>
+        <w:rPr>
+          <w:lang w:val="fr-FR"/>
+        </w:rPr>
+        <w:t xml:space="preserve"> Triple PA</w:t>
+      </w:r>
+    </w:p>
+    <w:p>
+      <w:pPr>
+        <w:rPr>
+          <w:lang w:val="fr-FR"/>
+        </w:rPr>
+      </w:pPr>
+      <w:r>
+        <w:rPr>
+          <w:lang w:val="fr-FR"/>
+        </w:rPr>
+        <w:t xml:space="preserve">      ☑ Pivot Point Reversal</w:t>
+      </w:r>
+    </w:p>
+    <w:p>
+      <w:pPr>
+        <w:rPr>
+          <w:lang w:val="fr-FR"/>
+        </w:rPr>
+      </w:pPr>
+    </w:p>
+    <w:p>
+      <w:pPr>
+        <w:pStyle w:val="Heading1"/>
+        <w:rPr>
+          <w:lang w:val="fr-FR"/>
+        </w:rPr>
+      </w:pPr>
+      <w:r>
+        <w:rPr>
+          <w:lang w:val="fr-FR"/>
+        </w:rPr>
+        <w:t>Design</w:t>
+      </w:r>
+    </w:p>
+    <w:p>
+      <w:r>
+        <w:t xml:space="preserve">1. </w:t>
+      </w:r>
+      <w:proofErr w:type="gramStart"/>
+      <w:r>
+        <w:t>User</w:t>
+      </w:r>
+      <w:proofErr w:type="gramEnd"/>
+      <w:r>
+        <w:t xml:space="preserve"> add EMA </w:t>
+      </w:r>
+      <w:proofErr w:type="spellStart"/>
+      <w:r>
+        <w:t>lên</w:t>
+      </w:r>
+      <w:proofErr w:type="spellEnd"/>
+      <w:r>
+        <w:t xml:space="preserve"> chart</w:t>
+      </w:r>
+    </w:p>
+    <w:p>
+      <w:r>
+        <w:t xml:space="preserve">        ↓</w:t>
+      </w:r>
+    </w:p>
+    <w:p>
+      <w:r>
+        <w:t xml:space="preserve">2. EA detect → </w:t>
+      </w:r>
+      <w:proofErr w:type="spellStart"/>
+      <w:r>
+        <w:t>CIndicatorsCollection.CreateMA</w:t>
+      </w:r>
+      <w:proofErr w:type="spellEnd"/>
+      <w:r>
+        <w:t>(...)</w:t>
+      </w:r>
+    </w:p>
+    <w:p>
+      <w:r>
+        <w:t xml:space="preserve">        ↓</w:t>
+      </w:r>
+    </w:p>
+    <w:p>
+      <w:r>
+        <w:t xml:space="preserve">3. Pure Data </w:t>
+      </w:r>
+      <w:proofErr w:type="spellStart"/>
+      <w:r>
+        <w:t>có</w:t>
+      </w:r>
+      <w:proofErr w:type="spellEnd"/>
+      <w:r>
+        <w:t xml:space="preserve"> → EMA buffer values per bar</w:t>
+      </w:r>
+    </w:p>
+    <w:p>
+      <w:r>
+        <w:t xml:space="preserve">        ↓</w:t>
+      </w:r>
+    </w:p>
+    <w:p>
+      <w:r>
+        <w:t>4. Signal logic compute</w:t>
+      </w:r>
+    </w:p>
+    <w:p>
+      <w:r>
+        <w:t xml:space="preserve">        </w:t>
+      </w:r>
+      <w:proofErr w:type="gramStart"/>
+      <w:r>
+        <w:t>Price[</w:t>
+      </w:r>
+      <w:proofErr w:type="gramEnd"/>
+      <w:r>
+        <w:t xml:space="preserve">0] &gt; </w:t>
+      </w:r>
+      <w:proofErr w:type="gramStart"/>
+      <w:r>
+        <w:t>EMA[</w:t>
+      </w:r>
+      <w:proofErr w:type="gramEnd"/>
+      <w:r>
+        <w:t xml:space="preserve">0] &amp;&amp; </w:t>
+      </w:r>
+      <w:proofErr w:type="gramStart"/>
+      <w:r>
+        <w:t>Price[</w:t>
+      </w:r>
+      <w:proofErr w:type="gramEnd"/>
+      <w:r>
+        <w:t xml:space="preserve">1] &lt; </w:t>
+      </w:r>
+      <w:proofErr w:type="gramStart"/>
+      <w:r>
+        <w:t>EMA[</w:t>
+      </w:r>
+      <w:proofErr w:type="gramEnd"/>
+      <w:r>
+        <w:t xml:space="preserve">1] → </w:t>
+      </w:r>
+      <w:proofErr w:type="spellStart"/>
+      <w:r>
+        <w:t>CrossUp</w:t>
+      </w:r>
+      <w:proofErr w:type="spellEnd"/>
+    </w:p>
+    <w:p>
+      <w:r>
+        <w:t xml:space="preserve">        </w:t>
+      </w:r>
+      <w:proofErr w:type="spellStart"/>
+      <w:r>
+        <w:t>EMA_</w:t>
+      </w:r>
+      <w:proofErr w:type="gramStart"/>
+      <w:r>
+        <w:t>fast</w:t>
+      </w:r>
+      <w:proofErr w:type="spellEnd"/>
+      <w:r>
+        <w:t>[</w:t>
+      </w:r>
+      <w:proofErr w:type="gramEnd"/>
+      <w:r>
+        <w:t xml:space="preserve">0] &gt; </w:t>
+      </w:r>
+      <w:proofErr w:type="spellStart"/>
+      <w:r>
+        <w:t>EMA_</w:t>
+      </w:r>
+      <w:proofErr w:type="gramStart"/>
+      <w:r>
+        <w:t>slow</w:t>
+      </w:r>
+      <w:proofErr w:type="spellEnd"/>
+      <w:r>
+        <w:t>[</w:t>
+      </w:r>
+      <w:proofErr w:type="gramEnd"/>
+      <w:r>
+        <w:t>0] &amp;&amp; ... → Golden Cross</w:t>
+      </w:r>
+    </w:p>
+    <w:p>
+      <w:r>
+        <w:t xml:space="preserve">        ↓</w:t>
+      </w:r>
+    </w:p>
+    <w:p>
+      <w:r>
+        <w:t>5. Display</w:t>
+      </w:r>
+    </w:p>
+    <w:p>
+      <w:r>
+        <w:t xml:space="preserve">        </w:t>
+      </w:r>
+      <w:proofErr w:type="gramStart"/>
+      <w:r>
+        <w:t>Chart  →</w:t>
+      </w:r>
+      <w:proofErr w:type="gramEnd"/>
+      <w:r>
+        <w:t xml:space="preserve"> CBuffersCollection Arrow buffer</w:t>
+      </w:r>
+    </w:p>
+    <w:p>
+      <w:r>
+        <w:lastRenderedPageBreak/>
+        <w:t xml:space="preserve">        </w:t>
+      </w:r>
+      <w:proofErr w:type="gramStart"/>
+      <w:r>
+        <w:t>Table  →</w:t>
+      </w:r>
+      <w:proofErr w:type="gramEnd"/>
+      <w:r>
+        <w:t xml:space="preserve"> GUI table cell update</w:t>
+      </w:r>
+    </w:p>
     <w:p/>
     <w:p/>
     <w:p/>
